--- a/docx/Automation/GITLAB_HARDENING_TEST_PLAN.docx
+++ b/docx/Automation/GITLAB_HARDENING_TEST_PLAN.docx
@@ -215,8 +215,16 @@
       <w:tblPr>
         <w:tblStyle w:val="Table"/>
         <w:tblW w:type="pct" w:w="5000"/>
-        <w:tblLayout w:type="fixed"/>
+        <w:tblLayout w:type="autofit"/>
         <w:tblLook w:firstRow="1" w:lastRow="0" w:firstColumn="0" w:lastColumn="0" w:noHBand="0" w:noVBand="0" w:val="0020"/>
+        <w:tblBorders>
+          <w:top w:val="single" w:sz="6" w:space="0" w:color="auto"/>
+          <w:left w:val="single" w:sz="6" w:space="0" w:color="auto"/>
+          <w:bottom w:val="single" w:sz="6" w:space="0" w:color="auto"/>
+          <w:right w:val="single" w:sz="6" w:space="0" w:color="auto"/>
+          <w:insideH w:val="single" w:sz="6" w:space="0" w:color="auto"/>
+          <w:insideV w:val="single" w:sz="6" w:space="0" w:color="auto"/>
+        </w:tblBorders>
       </w:tblPr>
       <w:tblGrid>
         <w:gridCol w:w="3960"/>
@@ -548,8 +556,16 @@
       <w:tblPr>
         <w:tblStyle w:val="Table"/>
         <w:tblW w:type="pct" w:w="5000"/>
-        <w:tblLayout w:type="fixed"/>
+        <w:tblLayout w:type="autofit"/>
         <w:tblLook w:firstRow="1" w:lastRow="0" w:firstColumn="0" w:lastColumn="0" w:noHBand="0" w:noVBand="0" w:val="0020"/>
+        <w:tblBorders>
+          <w:top w:val="single" w:sz="6" w:space="0" w:color="auto"/>
+          <w:left w:val="single" w:sz="6" w:space="0" w:color="auto"/>
+          <w:bottom w:val="single" w:sz="6" w:space="0" w:color="auto"/>
+          <w:right w:val="single" w:sz="6" w:space="0" w:color="auto"/>
+          <w:insideH w:val="single" w:sz="6" w:space="0" w:color="auto"/>
+          <w:insideV w:val="single" w:sz="6" w:space="0" w:color="auto"/>
+        </w:tblBorders>
       </w:tblPr>
       <w:tblGrid>
         <w:gridCol w:w="3960"/>
@@ -785,8 +801,16 @@
       <w:tblPr>
         <w:tblStyle w:val="Table"/>
         <w:tblW w:type="pct" w:w="5000"/>
-        <w:tblLayout w:type="fixed"/>
+        <w:tblLayout w:type="autofit"/>
         <w:tblLook w:firstRow="1" w:lastRow="0" w:firstColumn="0" w:lastColumn="0" w:noHBand="0" w:noVBand="0" w:val="0020"/>
+        <w:tblBorders>
+          <w:top w:val="single" w:sz="6" w:space="0" w:color="auto"/>
+          <w:left w:val="single" w:sz="6" w:space="0" w:color="auto"/>
+          <w:bottom w:val="single" w:sz="6" w:space="0" w:color="auto"/>
+          <w:right w:val="single" w:sz="6" w:space="0" w:color="auto"/>
+          <w:insideH w:val="single" w:sz="6" w:space="0" w:color="auto"/>
+          <w:insideV w:val="single" w:sz="6" w:space="0" w:color="auto"/>
+        </w:tblBorders>
       </w:tblPr>
       <w:tblGrid>
         <w:gridCol w:w="1584"/>
@@ -1878,8 +1902,16 @@
       <w:tblPr>
         <w:tblStyle w:val="Table"/>
         <w:tblW w:type="pct" w:w="5000"/>
-        <w:tblLayout w:type="fixed"/>
+        <w:tblLayout w:type="autofit"/>
         <w:tblLook w:firstRow="1" w:lastRow="0" w:firstColumn="0" w:lastColumn="0" w:noHBand="0" w:noVBand="0" w:val="0020"/>
+        <w:tblBorders>
+          <w:top w:val="single" w:sz="6" w:space="0" w:color="auto"/>
+          <w:left w:val="single" w:sz="6" w:space="0" w:color="auto"/>
+          <w:bottom w:val="single" w:sz="6" w:space="0" w:color="auto"/>
+          <w:right w:val="single" w:sz="6" w:space="0" w:color="auto"/>
+          <w:insideH w:val="single" w:sz="6" w:space="0" w:color="auto"/>
+          <w:insideV w:val="single" w:sz="6" w:space="0" w:color="auto"/>
+        </w:tblBorders>
       </w:tblPr>
       <w:tblGrid>
         <w:gridCol w:w="2640"/>
@@ -2252,8 +2284,16 @@
       <w:tblPr>
         <w:tblStyle w:val="Table"/>
         <w:tblW w:type="pct" w:w="5000"/>
-        <w:tblLayout w:type="fixed"/>
+        <w:tblLayout w:type="autofit"/>
         <w:tblLook w:firstRow="1" w:lastRow="0" w:firstColumn="0" w:lastColumn="0" w:noHBand="0" w:noVBand="0" w:val="0020"/>
+        <w:tblBorders>
+          <w:top w:val="single" w:sz="6" w:space="0" w:color="auto"/>
+          <w:left w:val="single" w:sz="6" w:space="0" w:color="auto"/>
+          <w:bottom w:val="single" w:sz="6" w:space="0" w:color="auto"/>
+          <w:right w:val="single" w:sz="6" w:space="0" w:color="auto"/>
+          <w:insideH w:val="single" w:sz="6" w:space="0" w:color="auto"/>
+          <w:insideV w:val="single" w:sz="6" w:space="0" w:color="auto"/>
+        </w:tblBorders>
       </w:tblPr>
       <w:tblGrid>
         <w:gridCol w:w="1320"/>
@@ -2618,8 +2658,16 @@
       <w:tblPr>
         <w:tblStyle w:val="Table"/>
         <w:tblW w:type="pct" w:w="5000"/>
-        <w:tblLayout w:type="fixed"/>
+        <w:tblLayout w:type="autofit"/>
         <w:tblLook w:firstRow="1" w:lastRow="0" w:firstColumn="0" w:lastColumn="0" w:noHBand="0" w:noVBand="0" w:val="0020"/>
+        <w:tblBorders>
+          <w:top w:val="single" w:sz="6" w:space="0" w:color="auto"/>
+          <w:left w:val="single" w:sz="6" w:space="0" w:color="auto"/>
+          <w:bottom w:val="single" w:sz="6" w:space="0" w:color="auto"/>
+          <w:right w:val="single" w:sz="6" w:space="0" w:color="auto"/>
+          <w:insideH w:val="single" w:sz="6" w:space="0" w:color="auto"/>
+          <w:insideV w:val="single" w:sz="6" w:space="0" w:color="auto"/>
+        </w:tblBorders>
       </w:tblPr>
       <w:tblGrid>
         <w:gridCol w:w="2640"/>
@@ -3241,8 +3289,16 @@
       <w:tblPr>
         <w:tblStyle w:val="Table"/>
         <w:tblW w:type="pct" w:w="5000"/>
-        <w:tblLayout w:type="fixed"/>
+        <w:tblLayout w:type="autofit"/>
         <w:tblLook w:firstRow="1" w:lastRow="0" w:firstColumn="0" w:lastColumn="0" w:noHBand="0" w:noVBand="0" w:val="0020"/>
+        <w:tblBorders>
+          <w:top w:val="single" w:sz="6" w:space="0" w:color="auto"/>
+          <w:left w:val="single" w:sz="6" w:space="0" w:color="auto"/>
+          <w:bottom w:val="single" w:sz="6" w:space="0" w:color="auto"/>
+          <w:right w:val="single" w:sz="6" w:space="0" w:color="auto"/>
+          <w:insideH w:val="single" w:sz="6" w:space="0" w:color="auto"/>
+          <w:insideV w:val="single" w:sz="6" w:space="0" w:color="auto"/>
+        </w:tblBorders>
       </w:tblPr>
       <w:tblGrid>
         <w:gridCol w:w="1320"/>
@@ -3528,6 +3584,7 @@
     <w:bookmarkEnd w:id="16"/>
     <w:bookmarkEnd w:id="17"/>
     <w:sectPr>
+      <w:pgSz w:w="16838" w:h="11906" w:orient="landscape"/>
       <w:footnotePr>
         <w:numRestart w:val="eachSect"/>
       </w:footnotePr>
@@ -3754,6 +3811,7 @@
   <w:docDefaults>
     <w:rPrDefault>
       <w:rPr>
+        <w:color w:val="auto"/>
         <w:rFonts w:asciiTheme="minorHAnsi" w:cstheme="minorBidi" w:eastAsiaTheme="minorEastAsia" w:hAnsiTheme="minorHAnsi"/>
         <w:sz w:val="24"/>
         <w:szCs w:val="24"/>

--- a/docx/Automation/GITLAB_HARDENING_TEST_PLAN.docx
+++ b/docx/Automation/GITLAB_HARDENING_TEST_PLAN.docx
@@ -215,15 +215,15 @@
       <w:tblPr>
         <w:tblStyle w:val="Table"/>
         <w:tblW w:type="pct" w:w="5000"/>
-        <w:tblLayout w:type="autofit"/>
+        <w:tblLayout w:type="fixed"/>
         <w:tblLook w:firstRow="1" w:lastRow="0" w:firstColumn="0" w:lastColumn="0" w:noHBand="0" w:noVBand="0" w:val="0020"/>
         <w:tblBorders>
-          <w:top w:val="single" w:sz="6" w:space="0" w:color="auto"/>
-          <w:left w:val="single" w:sz="6" w:space="0" w:color="auto"/>
-          <w:bottom w:val="single" w:sz="6" w:space="0" w:color="auto"/>
-          <w:right w:val="single" w:sz="6" w:space="0" w:color="auto"/>
-          <w:insideH w:val="single" w:sz="6" w:space="0" w:color="auto"/>
-          <w:insideV w:val="single" w:sz="6" w:space="0" w:color="auto"/>
+          <w:top w:val="single" w:sz="6" w:space="0" w:color="808080"/>
+          <w:left w:val="single" w:sz="6" w:space="0" w:color="808080"/>
+          <w:bottom w:val="single" w:sz="6" w:space="0" w:color="808080"/>
+          <w:right w:val="single" w:sz="6" w:space="0" w:color="808080"/>
+          <w:insideH w:val="single" w:sz="6" w:space="0" w:color="808080"/>
+          <w:insideV w:val="single" w:sz="6" w:space="0" w:color="808080"/>
         </w:tblBorders>
       </w:tblPr>
       <w:tblGrid>
@@ -556,15 +556,15 @@
       <w:tblPr>
         <w:tblStyle w:val="Table"/>
         <w:tblW w:type="pct" w:w="5000"/>
-        <w:tblLayout w:type="autofit"/>
+        <w:tblLayout w:type="fixed"/>
         <w:tblLook w:firstRow="1" w:lastRow="0" w:firstColumn="0" w:lastColumn="0" w:noHBand="0" w:noVBand="0" w:val="0020"/>
         <w:tblBorders>
-          <w:top w:val="single" w:sz="6" w:space="0" w:color="auto"/>
-          <w:left w:val="single" w:sz="6" w:space="0" w:color="auto"/>
-          <w:bottom w:val="single" w:sz="6" w:space="0" w:color="auto"/>
-          <w:right w:val="single" w:sz="6" w:space="0" w:color="auto"/>
-          <w:insideH w:val="single" w:sz="6" w:space="0" w:color="auto"/>
-          <w:insideV w:val="single" w:sz="6" w:space="0" w:color="auto"/>
+          <w:top w:val="single" w:sz="6" w:space="0" w:color="808080"/>
+          <w:left w:val="single" w:sz="6" w:space="0" w:color="808080"/>
+          <w:bottom w:val="single" w:sz="6" w:space="0" w:color="808080"/>
+          <w:right w:val="single" w:sz="6" w:space="0" w:color="808080"/>
+          <w:insideH w:val="single" w:sz="6" w:space="0" w:color="808080"/>
+          <w:insideV w:val="single" w:sz="6" w:space="0" w:color="808080"/>
         </w:tblBorders>
       </w:tblPr>
       <w:tblGrid>
@@ -801,15 +801,15 @@
       <w:tblPr>
         <w:tblStyle w:val="Table"/>
         <w:tblW w:type="pct" w:w="5000"/>
-        <w:tblLayout w:type="autofit"/>
+        <w:tblLayout w:type="fixed"/>
         <w:tblLook w:firstRow="1" w:lastRow="0" w:firstColumn="0" w:lastColumn="0" w:noHBand="0" w:noVBand="0" w:val="0020"/>
         <w:tblBorders>
-          <w:top w:val="single" w:sz="6" w:space="0" w:color="auto"/>
-          <w:left w:val="single" w:sz="6" w:space="0" w:color="auto"/>
-          <w:bottom w:val="single" w:sz="6" w:space="0" w:color="auto"/>
-          <w:right w:val="single" w:sz="6" w:space="0" w:color="auto"/>
-          <w:insideH w:val="single" w:sz="6" w:space="0" w:color="auto"/>
-          <w:insideV w:val="single" w:sz="6" w:space="0" w:color="auto"/>
+          <w:top w:val="single" w:sz="6" w:space="0" w:color="808080"/>
+          <w:left w:val="single" w:sz="6" w:space="0" w:color="808080"/>
+          <w:bottom w:val="single" w:sz="6" w:space="0" w:color="808080"/>
+          <w:right w:val="single" w:sz="6" w:space="0" w:color="808080"/>
+          <w:insideH w:val="single" w:sz="6" w:space="0" w:color="808080"/>
+          <w:insideV w:val="single" w:sz="6" w:space="0" w:color="808080"/>
         </w:tblBorders>
       </w:tblPr>
       <w:tblGrid>
@@ -1902,15 +1902,15 @@
       <w:tblPr>
         <w:tblStyle w:val="Table"/>
         <w:tblW w:type="pct" w:w="5000"/>
-        <w:tblLayout w:type="autofit"/>
+        <w:tblLayout w:type="fixed"/>
         <w:tblLook w:firstRow="1" w:lastRow="0" w:firstColumn="0" w:lastColumn="0" w:noHBand="0" w:noVBand="0" w:val="0020"/>
         <w:tblBorders>
-          <w:top w:val="single" w:sz="6" w:space="0" w:color="auto"/>
-          <w:left w:val="single" w:sz="6" w:space="0" w:color="auto"/>
-          <w:bottom w:val="single" w:sz="6" w:space="0" w:color="auto"/>
-          <w:right w:val="single" w:sz="6" w:space="0" w:color="auto"/>
-          <w:insideH w:val="single" w:sz="6" w:space="0" w:color="auto"/>
-          <w:insideV w:val="single" w:sz="6" w:space="0" w:color="auto"/>
+          <w:top w:val="single" w:sz="6" w:space="0" w:color="808080"/>
+          <w:left w:val="single" w:sz="6" w:space="0" w:color="808080"/>
+          <w:bottom w:val="single" w:sz="6" w:space="0" w:color="808080"/>
+          <w:right w:val="single" w:sz="6" w:space="0" w:color="808080"/>
+          <w:insideH w:val="single" w:sz="6" w:space="0" w:color="808080"/>
+          <w:insideV w:val="single" w:sz="6" w:space="0" w:color="808080"/>
         </w:tblBorders>
       </w:tblPr>
       <w:tblGrid>
@@ -2284,15 +2284,15 @@
       <w:tblPr>
         <w:tblStyle w:val="Table"/>
         <w:tblW w:type="pct" w:w="5000"/>
-        <w:tblLayout w:type="autofit"/>
+        <w:tblLayout w:type="fixed"/>
         <w:tblLook w:firstRow="1" w:lastRow="0" w:firstColumn="0" w:lastColumn="0" w:noHBand="0" w:noVBand="0" w:val="0020"/>
         <w:tblBorders>
-          <w:top w:val="single" w:sz="6" w:space="0" w:color="auto"/>
-          <w:left w:val="single" w:sz="6" w:space="0" w:color="auto"/>
-          <w:bottom w:val="single" w:sz="6" w:space="0" w:color="auto"/>
-          <w:right w:val="single" w:sz="6" w:space="0" w:color="auto"/>
-          <w:insideH w:val="single" w:sz="6" w:space="0" w:color="auto"/>
-          <w:insideV w:val="single" w:sz="6" w:space="0" w:color="auto"/>
+          <w:top w:val="single" w:sz="6" w:space="0" w:color="808080"/>
+          <w:left w:val="single" w:sz="6" w:space="0" w:color="808080"/>
+          <w:bottom w:val="single" w:sz="6" w:space="0" w:color="808080"/>
+          <w:right w:val="single" w:sz="6" w:space="0" w:color="808080"/>
+          <w:insideH w:val="single" w:sz="6" w:space="0" w:color="808080"/>
+          <w:insideV w:val="single" w:sz="6" w:space="0" w:color="808080"/>
         </w:tblBorders>
       </w:tblPr>
       <w:tblGrid>
@@ -2658,15 +2658,15 @@
       <w:tblPr>
         <w:tblStyle w:val="Table"/>
         <w:tblW w:type="pct" w:w="5000"/>
-        <w:tblLayout w:type="autofit"/>
+        <w:tblLayout w:type="fixed"/>
         <w:tblLook w:firstRow="1" w:lastRow="0" w:firstColumn="0" w:lastColumn="0" w:noHBand="0" w:noVBand="0" w:val="0020"/>
         <w:tblBorders>
-          <w:top w:val="single" w:sz="6" w:space="0" w:color="auto"/>
-          <w:left w:val="single" w:sz="6" w:space="0" w:color="auto"/>
-          <w:bottom w:val="single" w:sz="6" w:space="0" w:color="auto"/>
-          <w:right w:val="single" w:sz="6" w:space="0" w:color="auto"/>
-          <w:insideH w:val="single" w:sz="6" w:space="0" w:color="auto"/>
-          <w:insideV w:val="single" w:sz="6" w:space="0" w:color="auto"/>
+          <w:top w:val="single" w:sz="6" w:space="0" w:color="808080"/>
+          <w:left w:val="single" w:sz="6" w:space="0" w:color="808080"/>
+          <w:bottom w:val="single" w:sz="6" w:space="0" w:color="808080"/>
+          <w:right w:val="single" w:sz="6" w:space="0" w:color="808080"/>
+          <w:insideH w:val="single" w:sz="6" w:space="0" w:color="808080"/>
+          <w:insideV w:val="single" w:sz="6" w:space="0" w:color="808080"/>
         </w:tblBorders>
       </w:tblPr>
       <w:tblGrid>
@@ -3289,15 +3289,15 @@
       <w:tblPr>
         <w:tblStyle w:val="Table"/>
         <w:tblW w:type="pct" w:w="5000"/>
-        <w:tblLayout w:type="autofit"/>
+        <w:tblLayout w:type="fixed"/>
         <w:tblLook w:firstRow="1" w:lastRow="0" w:firstColumn="0" w:lastColumn="0" w:noHBand="0" w:noVBand="0" w:val="0020"/>
         <w:tblBorders>
-          <w:top w:val="single" w:sz="6" w:space="0" w:color="auto"/>
-          <w:left w:val="single" w:sz="6" w:space="0" w:color="auto"/>
-          <w:bottom w:val="single" w:sz="6" w:space="0" w:color="auto"/>
-          <w:right w:val="single" w:sz="6" w:space="0" w:color="auto"/>
-          <w:insideH w:val="single" w:sz="6" w:space="0" w:color="auto"/>
-          <w:insideV w:val="single" w:sz="6" w:space="0" w:color="auto"/>
+          <w:top w:val="single" w:sz="6" w:space="0" w:color="808080"/>
+          <w:left w:val="single" w:sz="6" w:space="0" w:color="808080"/>
+          <w:bottom w:val="single" w:sz="6" w:space="0" w:color="808080"/>
+          <w:right w:val="single" w:sz="6" w:space="0" w:color="808080"/>
+          <w:insideH w:val="single" w:sz="6" w:space="0" w:color="808080"/>
+          <w:insideV w:val="single" w:sz="6" w:space="0" w:color="808080"/>
         </w:tblBorders>
       </w:tblPr>
       <w:tblGrid>
@@ -3811,7 +3811,6 @@
   <w:docDefaults>
     <w:rPrDefault>
       <w:rPr>
-        <w:color w:val="auto"/>
         <w:rFonts w:asciiTheme="minorHAnsi" w:cstheme="minorBidi" w:eastAsiaTheme="minorEastAsia" w:hAnsiTheme="minorHAnsi"/>
         <w:sz w:val="24"/>
         <w:szCs w:val="24"/>
@@ -4354,6 +4353,14 @@
         <w:bottom w:type="dxa" w:w="0"/>
         <w:right w:type="dxa" w:w="108"/>
       </w:tblCellMar>
+      <w:tblBorders>
+        <w:top w:color="auto" w:space="0" w:sz="6" w:val="single"/>
+        <w:left w:color="auto" w:space="0" w:sz="6" w:val="single"/>
+        <w:bottom w:color="auto" w:space="0" w:sz="6" w:val="single"/>
+        <w:right w:color="auto" w:space="0" w:sz="6" w:val="single"/>
+        <w:insideH w:color="auto" w:space="0" w:sz="6" w:val="single"/>
+        <w:insideV w:color="auto" w:space="0" w:sz="6" w:val="single"/>
+      </w:tblBorders>
     </w:tblPr>
     <w:tblStylePr w:type="firstRow">
       <w:tcPr>

--- a/docx/Automation/GITLAB_HARDENING_TEST_PLAN.docx
+++ b/docx/Automation/GITLAB_HARDENING_TEST_PLAN.docx
@@ -2,7 +2,7 @@
 <file path=word/document.xml><?xml version="1.0" encoding="utf-8"?>
 <w:document xmlns:w="http://schemas.openxmlformats.org/wordprocessingml/2006/main" xmlns:m="http://schemas.openxmlformats.org/officeDocument/2006/math" xmlns:r="http://schemas.openxmlformats.org/officeDocument/2006/relationships" xmlns:o="urn:schemas-microsoft-com:office:office" xmlns:v="urn:schemas-microsoft-com:vml" xmlns:w10="urn:schemas-microsoft-com:office:word" xmlns:a="http://schemas.openxmlformats.org/drawingml/2006/main" xmlns:pic="http://schemas.openxmlformats.org/drawingml/2006/picture" xmlns:wp="http://schemas.openxmlformats.org/drawingml/2006/wordprocessingDrawing">
   <w:body>
-    <w:bookmarkStart w:id="17" w:name="sec1"/>
+    <w:bookmarkStart w:id="18" w:name="sec1"/>
     <w:p>
       <w:pPr>
         <w:pStyle w:val="Heading1"/>
@@ -11,7 +11,7 @@
         <w:t xml:space="preserve">GitLab CI/CD Hardening &amp; Compliance Test Plan — EMIR / DORA</w:t>
       </w:r>
     </w:p>
-    <w:bookmarkStart w:id="9" w:name="sec2"/>
+    <w:bookmarkStart w:id="10" w:name="sec2"/>
     <w:p>
       <w:pPr>
         <w:pStyle w:val="Heading2"/>
@@ -189,6 +189,173 @@
     </w:p>
     <w:p>
       <w:pPr>
+        <w:pStyle w:val="BlockText"/>
+      </w:pPr>
+      <w:r>
+        <w:rPr>
+          <w:b/>
+          <w:bCs/>
+        </w:rPr>
+        <w:t xml:space="preserve">Command-surface correction (04/09/2026):</w:t>
+      </w:r>
+      <w:r>
+        <w:t xml:space="preserve"> </w:t>
+      </w:r>
+      <w:r>
+        <w:t xml:space="preserve">the automation command surface was</w:t>
+      </w:r>
+      <w:r>
+        <w:t xml:space="preserve"> </w:t>
+      </w:r>
+      <w:r>
+        <w:t xml:space="preserve">consolidated —</w:t>
+      </w:r>
+      <w:r>
+        <w:t xml:space="preserve"> </w:t>
+      </w:r>
+      <w:r>
+        <w:rPr>
+          <w:rStyle w:val="VerbatimChar"/>
+        </w:rPr>
+        <w:t xml:space="preserve">New-IsoBuild</w:t>
+      </w:r>
+      <w:r>
+        <w:t xml:space="preserve">,</w:t>
+      </w:r>
+      <w:r>
+        <w:t xml:space="preserve"> </w:t>
+      </w:r>
+      <w:r>
+        <w:rPr>
+          <w:rStyle w:val="VerbatimChar"/>
+        </w:rPr>
+        <w:t xml:space="preserve">Publish-BootIso</w:t>
+      </w:r>
+      <w:r>
+        <w:t xml:space="preserve">,</w:t>
+      </w:r>
+      <w:r>
+        <w:t xml:space="preserve"> </w:t>
+      </w:r>
+      <w:r>
+        <w:rPr>
+          <w:rStyle w:val="VerbatimChar"/>
+        </w:rPr>
+        <w:t xml:space="preserve">Invoke-IsoDeploy</w:t>
+      </w:r>
+      <w:r>
+        <w:t xml:space="preserve"> </w:t>
+      </w:r>
+      <w:r>
+        <w:t xml:space="preserve">and</w:t>
+      </w:r>
+      <w:r>
+        <w:t xml:space="preserve"> </w:t>
+      </w:r>
+      <w:r>
+        <w:rPr>
+          <w:rStyle w:val="VerbatimChar"/>
+        </w:rPr>
+        <w:t xml:space="preserve">Start-PhysicalServerBuild</w:t>
+      </w:r>
+      <w:r>
+        <w:t xml:space="preserve"> </w:t>
+      </w:r>
+      <w:r>
+        <w:t xml:space="preserve">are merged into the single build command</w:t>
+      </w:r>
+      <w:r>
+        <w:t xml:space="preserve"> </w:t>
+      </w:r>
+      <w:r>
+        <w:rPr>
+          <w:rStyle w:val="VerbatimChar"/>
+        </w:rPr>
+        <w:t xml:space="preserve">Configure-PhysicalBuild</w:t>
+      </w:r>
+      <w:r>
+        <w:t xml:space="preserve">, and firmware is applied as part of that build step.</w:t>
+      </w:r>
+      <w:r>
+        <w:t xml:space="preserve"> </w:t>
+      </w:r>
+      <w:r>
+        <w:t xml:space="preserve">The destructive-operation findings below therefore pertain to</w:t>
+      </w:r>
+      <w:r>
+        <w:t xml:space="preserve"> </w:t>
+      </w:r>
+      <w:r>
+        <w:rPr>
+          <w:rStyle w:val="VerbatimChar"/>
+        </w:rPr>
+        <w:t xml:space="preserve">Configure-PhysicalBuild</w:t>
+      </w:r>
+      <w:r>
+        <w:t xml:space="preserve"> </w:t>
+      </w:r>
+      <w:r>
+        <w:t xml:space="preserve">(gated by the mandatory</w:t>
+      </w:r>
+      <w:r>
+        <w:t xml:space="preserve"> </w:t>
+      </w:r>
+      <w:r>
+        <w:rPr>
+          <w:rStyle w:val="VerbatimChar"/>
+        </w:rPr>
+        <w:t xml:space="preserve">-GuardRail</w:t>
+      </w:r>
+      <w:r>
+        <w:t xml:space="preserve"> </w:t>
+      </w:r>
+      <w:r>
+        <w:t xml:space="preserve">regex) and</w:t>
+      </w:r>
+      <w:r>
+        <w:t xml:space="preserve"> </w:t>
+      </w:r>
+      <w:r>
+        <w:rPr>
+          <w:rStyle w:val="VerbatimChar"/>
+        </w:rPr>
+        <w:t xml:space="preserve">Invoke-IloRedfish</w:t>
+      </w:r>
+      <w:r>
+        <w:t xml:space="preserve"> </w:t>
+      </w:r>
+      <w:r>
+        <w:t xml:space="preserve">(gated by</w:t>
+      </w:r>
+      <w:r>
+        <w:t xml:space="preserve"> </w:t>
+      </w:r>
+      <w:r>
+        <w:rPr>
+          <w:rStyle w:val="VerbatimChar"/>
+        </w:rPr>
+        <w:t xml:space="preserve">-Force</w:t>
+      </w:r>
+      <w:r>
+        <w:t xml:space="preserve">), not to the retired commands. See</w:t>
+      </w:r>
+      <w:r>
+        <w:t xml:space="preserve"> </w:t>
+      </w:r>
+      <w:hyperlink r:id="rId9">
+        <w:r>
+          <w:rPr>
+            <w:rStyle w:val="VerbatimChar"/>
+          </w:rPr>
+          <w:t xml:space="preserve">AUTOMATION_TEST_PLAN.md</w:t>
+        </w:r>
+      </w:hyperlink>
+      <w:r>
+        <w:t xml:space="preserve">.</w:t>
+      </w:r>
+    </w:p>
+    <w:p>
+      <w:pPr>
         <w:pStyle w:val="FirstParagraph"/>
       </w:pPr>
       <w:r>
@@ -198,11 +365,11 @@
         <w:t xml:space="preserve"> </w:t>
       </w:r>
       <w:r>
-        <w:t xml:space="preserve">01/08/2026 20:43 UTC</w:t>
+        <w:t xml:space="preserve">04/09/2026 08:35 UTC</w:t>
       </w:r>
     </w:p>
-    <w:bookmarkEnd w:id="9"/>
-    <w:bookmarkStart w:id="10" w:name="sec3"/>
+    <w:bookmarkEnd w:id="10"/>
+    <w:bookmarkStart w:id="11" w:name="sec3"/>
     <w:p>
       <w:pPr>
         <w:pStyle w:val="Heading2"/>
@@ -542,8 +709,8 @@
         <w:t xml:space="preserve">If that job is removed, the PowerShell is entirely unscanned.</w:t>
       </w:r>
     </w:p>
-    <w:bookmarkEnd w:id="10"/>
-    <w:bookmarkStart w:id="11" w:name="sec4"/>
+    <w:bookmarkEnd w:id="11"/>
+    <w:bookmarkStart w:id="12" w:name="sec4"/>
     <w:p>
       <w:pPr>
         <w:pStyle w:val="Heading2"/>
@@ -722,8 +889,8 @@
         </w:tc>
       </w:tr>
     </w:tbl>
-    <w:bookmarkEnd w:id="11"/>
-    <w:bookmarkStart w:id="12" w:name="sec5"/>
+    <w:bookmarkEnd w:id="12"/>
+    <w:bookmarkStart w:id="13" w:name="sec5"/>
     <w:p>
       <w:pPr>
         <w:pStyle w:val="Heading2"/>
@@ -1888,8 +2055,8 @@
         </w:tc>
       </w:tr>
     </w:tbl>
-    <w:bookmarkEnd w:id="12"/>
-    <w:bookmarkStart w:id="13" w:name="sec6"/>
+    <w:bookmarkEnd w:id="13"/>
+    <w:bookmarkStart w:id="14" w:name="sec6"/>
     <w:p>
       <w:pPr>
         <w:pStyle w:val="Heading2"/>
@@ -2247,8 +2414,8 @@
         <w:t xml:space="preserve">.</w:t>
       </w:r>
     </w:p>
-    <w:bookmarkEnd w:id="13"/>
-    <w:bookmarkStart w:id="14" w:name="sec7"/>
+    <w:bookmarkEnd w:id="14"/>
+    <w:bookmarkStart w:id="15" w:name="sec7"/>
     <w:p>
       <w:pPr>
         <w:pStyle w:val="Heading2"/>
@@ -2529,46 +2696,49 @@
               <w:pStyle w:val="Compact"/>
             </w:pPr>
             <w:r>
-              <w:t xml:space="preserve">01/08/2026 20:43:27 UTC</w:t>
-            </w:r>
-          </w:p>
-        </w:tc>
-        <w:tc>
-          <w:tcPr/>
-          <w:p>
-            <w:pPr>
-              <w:pStyle w:val="Compact"/>
-            </w:pPr>
-          </w:p>
-        </w:tc>
-        <w:tc>
-          <w:tcPr/>
-          <w:p>
-            <w:pPr>
-              <w:pStyle w:val="Compact"/>
-            </w:pPr>
-          </w:p>
-        </w:tc>
-        <w:tc>
-          <w:tcPr/>
-          <w:p>
-            <w:pPr>
-              <w:pStyle w:val="Compact"/>
-            </w:pPr>
-          </w:p>
-        </w:tc>
-        <w:tc>
-          <w:tcPr/>
-          <w:p>
-            <w:pPr>
-              <w:pStyle w:val="Compact"/>
-            </w:pPr>
+              <w:t xml:space="preserve">04/09/2026 08:35:00 UTC</w:t>
+            </w:r>
+          </w:p>
+        </w:tc>
+        <w:tc>
+          <w:tcPr/>
+          <w:p>
+            <w:pPr>
+              <w:pStyle w:val="Compact"/>
+            </w:pPr>
+          </w:p>
+        </w:tc>
+        <w:tc>
+          <w:tcPr/>
+          <w:p>
+            <w:pPr>
+              <w:pStyle w:val="Compact"/>
+            </w:pPr>
+          </w:p>
+        </w:tc>
+        <w:tc>
+          <w:tcPr/>
+          <w:p>
+            <w:pPr>
+              <w:pStyle w:val="Compact"/>
+            </w:pPr>
+          </w:p>
+        </w:tc>
+        <w:tc>
+          <w:tcPr/>
+          <w:p>
+            <w:pPr>
+              <w:pStyle w:val="Compact"/>
+            </w:pPr>
+            <w:r>
+              <w:t xml:space="preserve">Command surface consolidated; validation functions now covered, remaining gaps tracked in AUTOMATION_TEST_PLAN.md §8</w:t>
+            </w:r>
           </w:p>
         </w:tc>
       </w:tr>
     </w:tbl>
-    <w:bookmarkEnd w:id="14"/>
-    <w:bookmarkStart w:id="15" w:name="sec8"/>
+    <w:bookmarkEnd w:id="15"/>
+    <w:bookmarkStart w:id="16" w:name="sec8"/>
     <w:p>
       <w:pPr>
         <w:pStyle w:val="Heading2"/>
@@ -3014,7 +3184,67 @@
               <w:t xml:space="preserve"> </w:t>
             </w:r>
             <w:r>
-              <w:t xml:space="preserve">on destructive ops</w:t>
+              <w:t xml:space="preserve">on destructive ops (mitigated in practice by</w:t>
+            </w:r>
+            <w:r>
+              <w:t xml:space="preserve"> </w:t>
+            </w:r>
+            <w:r>
+              <w:rPr>
+                <w:rStyle w:val="VerbatimChar"/>
+              </w:rPr>
+              <w:t xml:space="preserve">-DryRun</w:t>
+            </w:r>
+            <w:r>
+              <w:t xml:space="preserve">/</w:t>
+            </w:r>
+            <w:r>
+              <w:rPr>
+                <w:rStyle w:val="VerbatimChar"/>
+              </w:rPr>
+              <w:t xml:space="preserve">-Force</w:t>
+            </w:r>
+            <w:r>
+              <w:t xml:space="preserve">/</w:t>
+            </w:r>
+            <w:r>
+              <w:rPr>
+                <w:rStyle w:val="VerbatimChar"/>
+              </w:rPr>
+              <w:t xml:space="preserve">-GuardRail</w:t>
+            </w:r>
+            <w:r>
+              <w:t xml:space="preserve"> </w:t>
+            </w:r>
+            <w:r>
+              <w:t xml:space="preserve">gates on</w:t>
+            </w:r>
+            <w:r>
+              <w:t xml:space="preserve"> </w:t>
+            </w:r>
+            <w:r>
+              <w:rPr>
+                <w:rStyle w:val="VerbatimChar"/>
+              </w:rPr>
+              <w:t xml:space="preserve">Configure-PhysicalBuild</w:t>
+            </w:r>
+            <w:r>
+              <w:t xml:space="preserve"> </w:t>
+            </w:r>
+            <w:r>
+              <w:t xml:space="preserve">&amp;</w:t>
+            </w:r>
+            <w:r>
+              <w:t xml:space="preserve"> </w:t>
+            </w:r>
+            <w:r>
+              <w:rPr>
+                <w:rStyle w:val="VerbatimChar"/>
+              </w:rPr>
+              <w:t xml:space="preserve">Invoke-IloRedfish</w:t>
+            </w:r>
+            <w:r>
+              <w:t xml:space="preserve">)</w:t>
             </w:r>
           </w:p>
         </w:tc>
@@ -3049,21 +3279,117 @@
               <w:pStyle w:val="Compact"/>
             </w:pPr>
             <w:r>
-              <w:t xml:space="preserve">Remote execution + all 4 validation functions untested</w:t>
-            </w:r>
-          </w:p>
-        </w:tc>
-        <w:tc>
-          <w:tcPr/>
-          <w:p>
-            <w:pPr>
-              <w:pStyle w:val="Compact"/>
-            </w:pPr>
-            <w:r>
-              <w:rPr>
-                <w:rStyle w:val="VerbatimChar"/>
-              </w:rPr>
-              <w:t xml:space="preserve">src/powershell</w:t>
+              <w:t xml:space="preserve">Validation coverage gap:</w:t>
+            </w:r>
+            <w:r>
+              <w:t xml:space="preserve"> </w:t>
+            </w:r>
+            <w:r>
+              <w:rPr>
+                <w:rStyle w:val="VerbatimChar"/>
+              </w:rPr>
+              <w:t xml:space="preserve">Test-PreBuildValidation</w:t>
+            </w:r>
+            <w:r>
+              <w:t xml:space="preserve"> </w:t>
+            </w:r>
+            <w:r>
+              <w:t xml:space="preserve">&amp;</w:t>
+            </w:r>
+            <w:r>
+              <w:t xml:space="preserve"> </w:t>
+            </w:r>
+            <w:r>
+              <w:rPr>
+                <w:rStyle w:val="VerbatimChar"/>
+              </w:rPr>
+              <w:t xml:space="preserve">Test-PostBuildValidation</w:t>
+            </w:r>
+            <w:r>
+              <w:t xml:space="preserve"> </w:t>
+            </w:r>
+            <w:r>
+              <w:t xml:space="preserve">now have unit tests; remaining gaps are</w:t>
+            </w:r>
+            <w:r>
+              <w:t xml:space="preserve"> </w:t>
+            </w:r>
+            <w:r>
+              <w:rPr>
+                <w:rStyle w:val="VerbatimChar"/>
+              </w:rPr>
+              <w:t xml:space="preserve">Test-BuildParams</w:t>
+            </w:r>
+            <w:r>
+              <w:t xml:space="preserve">,</w:t>
+            </w:r>
+            <w:r>
+              <w:t xml:space="preserve"> </w:t>
+            </w:r>
+            <w:r>
+              <w:rPr>
+                <w:rStyle w:val="VerbatimChar"/>
+              </w:rPr>
+              <w:t xml:space="preserve">Invoke-PowerShellScript</w:t>
+            </w:r>
+            <w:r>
+              <w:t xml:space="preserve">,</w:t>
+            </w:r>
+            <w:r>
+              <w:t xml:space="preserve"> </w:t>
+            </w:r>
+            <w:r>
+              <w:rPr>
+                <w:rStyle w:val="VerbatimChar"/>
+              </w:rPr>
+              <w:t xml:space="preserve">Invoke-PowerShellWinRM</w:t>
+            </w:r>
+            <w:r>
+              <w:t xml:space="preserve"> </w:t>
+            </w:r>
+            <w:r>
+              <w:t xml:space="preserve">(see</w:t>
+            </w:r>
+            <w:r>
+              <w:t xml:space="preserve"> </w:t>
+            </w:r>
+            <w:r>
+              <w:rPr>
+                <w:rStyle w:val="VerbatimChar"/>
+              </w:rPr>
+              <w:t xml:space="preserve">AUTOMATION_TEST_PLAN.md</w:t>
+            </w:r>
+            <w:r>
+              <w:t xml:space="preserve"> </w:t>
+            </w:r>
+            <w:r>
+              <w:t xml:space="preserve">§8)</w:t>
+            </w:r>
+          </w:p>
+        </w:tc>
+        <w:tc>
+          <w:tcPr/>
+          <w:p>
+            <w:pPr>
+              <w:pStyle w:val="Compact"/>
+            </w:pPr>
+            <w:r>
+              <w:rPr>
+                <w:rStyle w:val="VerbatimChar"/>
+              </w:rPr>
+              <w:t xml:space="preserve">tests/powershell/*</w:t>
+            </w:r>
+            <w:r>
+              <w:t xml:space="preserve">,</w:t>
+            </w:r>
+            <w:r>
+              <w:t xml:space="preserve"> </w:t>
+            </w:r>
+            <w:r>
+              <w:rPr>
+                <w:rStyle w:val="VerbatimChar"/>
+              </w:rPr>
+              <w:t xml:space="preserve">scripts/*.ps1</w:t>
             </w:r>
           </w:p>
         </w:tc>
@@ -3231,8 +3557,8 @@
         </w:tc>
       </w:tr>
     </w:tbl>
-    <w:bookmarkEnd w:id="15"/>
-    <w:bookmarkStart w:id="16" w:name="sec9"/>
+    <w:bookmarkEnd w:id="16"/>
+    <w:bookmarkStart w:id="17" w:name="sec9"/>
     <w:p>
       <w:pPr>
         <w:pStyle w:val="Heading2"/>
@@ -3534,7 +3860,7 @@
               <w:pStyle w:val="Compact"/>
             </w:pPr>
             <w:r>
-              <w:t xml:space="preserve">01/08/2026 20:43:27 UTC</w:t>
+              <w:t xml:space="preserve">04/09/2026 08:35:00 UTC</w:t>
             </w:r>
           </w:p>
         </w:tc>
@@ -3577,12 +3903,15 @@
             <w:pPr>
               <w:pStyle w:val="Compact"/>
             </w:pPr>
+            <w:r>
+              <w:t xml:space="preserve">Doc corrected to consolidated command surface (Configure-PhysicalBuild)</w:t>
+            </w:r>
           </w:p>
         </w:tc>
       </w:tr>
     </w:tbl>
-    <w:bookmarkEnd w:id="16"/>
     <w:bookmarkEnd w:id="17"/>
+    <w:bookmarkEnd w:id="18"/>
     <w:sectPr>
       <w:pgSz w:w="16838" w:h="11906" w:orient="landscape"/>
       <w:footnotePr>
